--- a/Задача від 14.10.2026 переклад французька/3. Процессуальные нарушения, международное сотрудничество, политика/20260907 Registre des violations de l'enquete projet Litak.docx
+++ b/Задача від 14.10.2026 переклад французька/3. Процессуальные нарушения, международное сотрудничество, политика/20260907 Registre des violations de l'enquete projet Litak.docx
@@ -5,6 +5,7 @@
     <w:p>
       <w:pPr>
         <w:jc w:val="center"/>
+        <w:spacing w:before="120" w:after="0" w:line="276" w:lineRule="auto"/>
       </w:pPr>
       <w:r>
         <w:rPr>
@@ -20,6 +21,7 @@
     <w:p>
       <w:pPr>
         <w:jc w:val="center"/>
+        <w:spacing w:before="120" w:after="0" w:line="276" w:lineRule="auto"/>
       </w:pPr>
       <w:r>
         <w:rPr>
@@ -28,7 +30,11 @@
         </w:rPr>
       </w:r>
     </w:p>
-    <w:p/>
+    <w:p>
+      <w:pPr>
+        <w:spacing w:before="120" w:after="0" w:line="276" w:lineRule="auto"/>
+      </w:pPr>
+    </w:p>
     <w:tbl>
       <w:tblPr>
         <w:tblW w:type="auto" w:w="0"/>
@@ -52,6 +58,7 @@
             <w:tcW w:type="dxa" w:w="709"/>
           </w:tcPr>
           <w:p>
+            <w:pPr/>
             <w:r>
               <w:t>№</w:t>
             </w:r>
@@ -62,6 +69,7 @@
             <w:tcW w:type="dxa" w:w="2551"/>
           </w:tcPr>
           <w:p>
+            <w:pPr/>
             <w:r>
               <w:t>Violation</w:t>
             </w:r>
@@ -72,6 +80,7 @@
             <w:tcW w:type="dxa" w:w="1984"/>
           </w:tcPr>
           <w:p>
+            <w:pPr/>
             <w:r>
               <w:t>Sujet / Autorité</w:t>
             </w:r>
@@ -82,6 +91,7 @@
             <w:tcW w:type="dxa" w:w="4394"/>
           </w:tcPr>
           <w:p>
+            <w:pPr/>
             <w:r>
               <w:t>Circonstances factuelles</w:t>
             </w:r>
@@ -92,6 +102,7 @@
             <w:tcW w:type="dxa" w:w="2693"/>
           </w:tcPr>
           <w:p>
+            <w:pPr/>
             <w:r>
               <w:t>Statut / conséquences</w:t>
             </w:r>
@@ -102,6 +113,7 @@
             <w:tcW w:type="dxa" w:w="2976"/>
           </w:tcPr>
           <w:p>
+            <w:pPr/>
             <w:r>
               <w:t>Preuves / documents</w:t>
             </w:r>
@@ -118,6 +130,7 @@
             <w:tcW w:type="dxa" w:w="709"/>
           </w:tcPr>
           <w:p>
+            <w:pPr/>
             <w:r/>
           </w:p>
         </w:tc>
@@ -126,6 +139,7 @@
             <w:tcW w:type="dxa" w:w="2551"/>
           </w:tcPr>
           <w:p>
+            <w:pPr/>
             <w:r>
               <w:t>Saisie illégale des biens d'AVB et de tiers et leur remise en gestion à l'ARMA.</w:t>
             </w:r>
@@ -136,6 +150,7 @@
             <w:tcW w:type="dxa" w:w="1984"/>
           </w:tcPr>
           <w:p>
+            <w:pPr/>
             <w:r>
               <w:t>Juge d'instruction Hlyan O.S.</w:t>
             </w:r>
@@ -146,6 +161,7 @@
             <w:tcW w:type="dxa" w:w="4394"/>
           </w:tcPr>
           <w:p>
+            <w:pPr/>
             <w:r>
               <w:t>Le juge d'instruction a rendu une Ordonnance de saisie des biens d'AVB et de leur remise en gestion à l'ARMA.</w:t>
               <w:br/>
@@ -180,8 +196,9 @@
             <w:tcW w:type="dxa" w:w="2693"/>
           </w:tcPr>
           <w:p>
+            <w:pPr/>
             <w:r>
-              <w:t>Le 30.03.2026, rejet de l'appel formé contre l'Ordonnance de saisie des biens.</w:t>
+              <w:t>Le 30 mars 2026, rejet de l'appel formé contre l'Ordonnance de saisie des biens.</w:t>
               <w:br/>
               <w:t>Rejet de la Requête en mainlevée de la saisie présentée au nom d'AVB et de tiers.</w:t>
             </w:r>
@@ -192,10 +209,11 @@
             <w:tcW w:type="dxa" w:w="2976"/>
           </w:tcPr>
           <w:p>
+            <w:pPr/>
             <w:r>
-              <w:t>Ordonnance du tribunal de district Chevtchenkivsky de la ville de Kyiv du 13.05.2025 dans l'affaire n° 761/19003/25.</w:t>
+              <w:t>Ordonnance du tribunal de district Chevtchenkivsky de la ville de Kyiv du 13 mai 2025 dans l'affaire n° 761/19003/25.</w:t>
               <w:br/>
-              <w:t>Ordonnance de la cour d'appel de Kyiv du 30.03.2026 dans l'affaire n° 761/19003/25.</w:t>
+              <w:t>Ordonnance de la cour d'appel de Kyiv du 30 mars 2026 dans l'affaire n° 761/19003/25.</w:t>
             </w:r>
           </w:p>
         </w:tc>
@@ -210,6 +228,7 @@
             <w:tcW w:type="dxa" w:w="709"/>
           </w:tcPr>
           <w:p>
+            <w:pPr/>
             <w:r/>
           </w:p>
         </w:tc>
@@ -218,6 +237,7 @@
             <w:tcW w:type="dxa" w:w="2551"/>
           </w:tcPr>
           <w:p>
+            <w:pPr/>
             <w:r>
               <w:t>Violation de la présomption d'innocence</w:t>
             </w:r>
@@ -228,6 +248,7 @@
             <w:tcW w:type="dxa" w:w="1984"/>
           </w:tcPr>
           <w:p>
+            <w:pPr/>
             <w:r>
               <w:t>Président de l'Ukraine Zelensky O.</w:t>
             </w:r>
@@ -238,6 +259,7 @@
             <w:tcW w:type="dxa" w:w="4394"/>
           </w:tcPr>
           <w:p>
+            <w:pPr/>
             <w:r>
               <w:t>Le lendemain de l'application des sanctions personnelles à AVB, le Président de l'Ukraine a déclaré publiquement qu'elles étaient appliquées à des personnes - « propagandistes qui renforcent les frappes de la Fédération de Russie ».</w:t>
             </w:r>
@@ -248,6 +270,7 @@
             <w:tcW w:type="dxa" w:w="2693"/>
           </w:tcPr>
           <w:p>
+            <w:pPr/>
             <w:r/>
           </w:p>
         </w:tc>
@@ -256,6 +279,7 @@
             <w:tcW w:type="dxa" w:w="2976"/>
           </w:tcPr>
           <w:p>
+            <w:pPr/>
             <w:r>
               <w:t>Publication sur le canal Telegram du Président sous le lien — https://web.telegram.org/a/#-1001463721328</w:t>
             </w:r>
@@ -272,6 +296,7 @@
             <w:tcW w:type="dxa" w:w="709"/>
           </w:tcPr>
           <w:p>
+            <w:pPr/>
             <w:r/>
           </w:p>
         </w:tc>
@@ -280,6 +305,7 @@
             <w:tcW w:type="dxa" w:w="2551"/>
           </w:tcPr>
           <w:p>
+            <w:pPr/>
             <w:r>
               <w:t>Violation des garanties de l'avocat</w:t>
             </w:r>
@@ -290,6 +316,7 @@
             <w:tcW w:type="dxa" w:w="1984"/>
           </w:tcPr>
           <w:p>
+            <w:pPr/>
             <w:r>
               <w:t>Chef de l'Office du Président Yermak A.B.</w:t>
               <w:br/>
@@ -302,6 +329,7 @@
             <w:tcW w:type="dxa" w:w="4394"/>
           </w:tcPr>
           <w:p>
+            <w:pPr/>
             <w:r>
               <w:t>Le Chef de l'Office du Président et sa Vice-cheffe ont refusé de manière non fondée de fournir une réponse à la demande d'avocat.</w:t>
             </w:r>
@@ -312,6 +340,7 @@
             <w:tcW w:type="dxa" w:w="2693"/>
           </w:tcPr>
           <w:p>
+            <w:pPr/>
             <w:r>
               <w:t>Dépôt d'une Déclaration auprès du Conseil des avocats aux fins d'engagement de la responsabilité administrative pour refus de répondre à la demande d'avocat.</w:t>
               <w:br/>
@@ -324,8 +353,9 @@
             <w:tcW w:type="dxa" w:w="2976"/>
           </w:tcPr>
           <w:p>
+            <w:pPr/>
             <w:r>
-              <w:t>Réponse à la demande d'avocat du 12.06.2025.</w:t>
+              <w:t>Réponse à la demande d'avocat du 12 juin 2025.</w:t>
             </w:r>
           </w:p>
         </w:tc>
@@ -340,6 +370,7 @@
             <w:tcW w:type="dxa" w:w="709"/>
           </w:tcPr>
           <w:p>
+            <w:pPr/>
             <w:r/>
           </w:p>
         </w:tc>
@@ -348,6 +379,7 @@
             <w:tcW w:type="dxa" w:w="2551"/>
           </w:tcPr>
           <w:p>
+            <w:pPr/>
             <w:r>
               <w:t>Refus de faire droit à la Requête sur l'impossibilité de se présenter à l'interrogatoire</w:t>
             </w:r>
@@ -358,6 +390,7 @@
             <w:tcW w:type="dxa" w:w="1984"/>
           </w:tcPr>
           <w:p>
+            <w:pPr/>
             <w:r>
               <w:t>Procureur de l'OGP Safaryan O.</w:t>
               <w:br/>
@@ -370,6 +403,7 @@
             <w:tcW w:type="dxa" w:w="4394"/>
           </w:tcPr>
           <w:p>
+            <w:pPr/>
             <w:r>
               <w:t>Le procureur et l'enquêteur ont illégalement refusé de faire droit à la Requête sur l'impossibilité pour AVB de se présenter à l'interrogatoire en Ukraine.</w:t>
               <w:br/>
@@ -408,6 +442,7 @@
             <w:tcW w:type="dxa" w:w="2693"/>
           </w:tcPr>
           <w:p>
+            <w:pPr/>
             <w:r/>
           </w:p>
         </w:tc>
@@ -416,10 +451,11 @@
             <w:tcW w:type="dxa" w:w="2976"/>
           </w:tcPr>
           <w:p>
+            <w:pPr/>
             <w:r>
-              <w:t>Décision du procureur du 30.06.2025.</w:t>
+              <w:t>Décision du procureur du 30 juin 2025.</w:t>
               <w:br/>
-              <w:t>Décision de l'enquêteur du 02.07.2025.</w:t>
+              <w:t>Décision de l'enquêteur du 2 juillet 2025.</w:t>
             </w:r>
           </w:p>
         </w:tc>
@@ -434,6 +470,7 @@
             <w:tcW w:type="dxa" w:w="709"/>
           </w:tcPr>
           <w:p>
+            <w:pPr/>
             <w:r/>
           </w:p>
         </w:tc>
@@ -442,6 +479,7 @@
             <w:tcW w:type="dxa" w:w="2551"/>
           </w:tcPr>
           <w:p>
+            <w:pPr/>
             <w:r>
               <w:t>Non-réception des communications officielles émanant d'AVB</w:t>
             </w:r>
@@ -452,6 +490,7 @@
             <w:tcW w:type="dxa" w:w="1984"/>
           </w:tcPr>
           <w:p>
+            <w:pPr/>
             <w:r>
               <w:t>Enquêteurs du GSU du SBU.</w:t>
             </w:r>
@@ -462,6 +501,7 @@
             <w:tcW w:type="dxa" w:w="4394"/>
           </w:tcPr>
           <w:p>
+            <w:pPr/>
             <w:r>
               <w:t>Les enquêteurs ont refusé de recevoir les communications officielles émanant d'AVB, expédiées par la voie postale internationale.</w:t>
               <w:br/>
@@ -482,6 +522,7 @@
             <w:tcW w:type="dxa" w:w="2693"/>
           </w:tcPr>
           <w:p>
+            <w:pPr/>
             <w:r/>
           </w:p>
         </w:tc>
@@ -490,6 +531,7 @@
             <w:tcW w:type="dxa" w:w="2976"/>
           </w:tcPr>
           <w:p>
+            <w:pPr/>
             <w:r/>
           </w:p>
         </w:tc>
@@ -504,6 +546,7 @@
             <w:tcW w:type="dxa" w:w="709"/>
           </w:tcPr>
           <w:p>
+            <w:pPr/>
             <w:r/>
           </w:p>
         </w:tc>
@@ -512,6 +555,7 @@
             <w:tcW w:type="dxa" w:w="2551"/>
           </w:tcPr>
           <w:p>
+            <w:pPr/>
             <w:r>
               <w:t>Application sélective de la pratique de déchéance de nationalité</w:t>
             </w:r>
@@ -522,6 +566,7 @@
             <w:tcW w:type="dxa" w:w="1984"/>
           </w:tcPr>
           <w:p>
+            <w:pPr/>
             <w:r>
               <w:t>SMS, Président de l'Ukraine</w:t>
             </w:r>
@@ -532,6 +577,7 @@
             <w:tcW w:type="dxa" w:w="4394"/>
           </w:tcPr>
           <w:p>
+            <w:pPr/>
             <w:r>
               <w:t>Le SMS et le Président de l'Ukraine ont sélectivement déchu AVB de la nationalité ukrainienne, bien que de facto en Ukraine la pratique de la double nationalité soit répandue.</w:t>
             </w:r>
@@ -542,6 +588,7 @@
             <w:tcW w:type="dxa" w:w="2693"/>
           </w:tcPr>
           <w:p>
+            <w:pPr/>
             <w:r/>
           </w:p>
         </w:tc>
@@ -550,6 +597,7 @@
             <w:tcW w:type="dxa" w:w="2976"/>
           </w:tcPr>
           <w:p>
+            <w:pPr/>
             <w:r/>
           </w:p>
         </w:tc>
@@ -564,6 +612,7 @@
             <w:tcW w:type="dxa" w:w="709"/>
           </w:tcPr>
           <w:p>
+            <w:pPr/>
             <w:r/>
           </w:p>
         </w:tc>
@@ -572,6 +621,7 @@
             <w:tcW w:type="dxa" w:w="2551"/>
           </w:tcPr>
           <w:p>
+            <w:pPr/>
             <w:r>
               <w:t>Mise en œuvre d'une recherche injustifiée</w:t>
             </w:r>
@@ -582,6 +632,7 @@
             <w:tcW w:type="dxa" w:w="1984"/>
           </w:tcPr>
           <w:p>
+            <w:pPr/>
             <w:r>
               <w:t>Enquêteurs du GSU du SBU.</w:t>
             </w:r>
@@ -592,6 +643,7 @@
             <w:tcW w:type="dxa" w:w="4394"/>
           </w:tcPr>
           <w:p>
+            <w:pPr/>
             <w:r>
               <w:t>La décision de l'enquêteur sur la mise en recherche internationale d'AVB est fondée exclusivement sur le fait qu'AVB se trouve à l'étranger en Autriche et ne s'est pas présenté aux interrogatoires.</w:t>
               <w:br/>
@@ -618,6 +670,7 @@
             <w:tcW w:type="dxa" w:w="2693"/>
           </w:tcPr>
           <w:p>
+            <w:pPr/>
             <w:r>
               <w:t>L'enquêteur et le procureur connaissent avec certitude le lieu de séjour d'AVB. La recherche doit être clôturée.</w:t>
             </w:r>
@@ -628,8 +681,9 @@
             <w:tcW w:type="dxa" w:w="2976"/>
           </w:tcPr>
           <w:p>
+            <w:pPr/>
             <w:r>
-              <w:t>Décision du 03.07.2025 sur la mise en recherche d'AVB.</w:t>
+              <w:t>Décision du 3 juillet 2025 sur la mise en recherche d'AVB.</w:t>
               <w:br/>
               <w:t>Réponse du Bureau national d'Interpol à la demande d'avocat sur l'absence de saisine relative à la recherche d'AVB.</w:t>
             </w:r>
@@ -646,6 +700,7 @@
             <w:tcW w:type="dxa" w:w="709"/>
           </w:tcPr>
           <w:p>
+            <w:pPr/>
             <w:r/>
           </w:p>
         </w:tc>
@@ -654,6 +709,7 @@
             <w:tcW w:type="dxa" w:w="2551"/>
           </w:tcPr>
           <w:p>
+            <w:pPr/>
             <w:r>
               <w:t>Poursuite d'un innocent notoire</w:t>
             </w:r>
@@ -664,6 +720,7 @@
             <w:tcW w:type="dxa" w:w="1984"/>
           </w:tcPr>
           <w:p>
+            <w:pPr/>
             <w:r>
               <w:t>Enquêteurs du GSU du SBU</w:t>
               <w:br/>
@@ -676,6 +733,7 @@
             <w:tcW w:type="dxa" w:w="4394"/>
           </w:tcPr>
           <w:p>
+            <w:pPr/>
             <w:r>
               <w:t>L'accusation exerce des poursuites contre AVB en l'absence de soupçon raisonnable. Ainsi, selon la version de l'enquête :</w:t>
               <w:br/>
@@ -706,6 +764,7 @@
             <w:tcW w:type="dxa" w:w="2693"/>
           </w:tcPr>
           <w:p>
+            <w:pPr/>
             <w:r/>
           </w:p>
         </w:tc>
@@ -714,6 +773,7 @@
             <w:tcW w:type="dxa" w:w="2976"/>
           </w:tcPr>
           <w:p>
+            <w:pPr/>
             <w:r/>
           </w:p>
         </w:tc>
@@ -728,6 +788,7 @@
             <w:tcW w:type="dxa" w:w="709"/>
           </w:tcPr>
           <w:p>
+            <w:pPr/>
             <w:r/>
           </w:p>
         </w:tc>
@@ -736,6 +797,7 @@
             <w:tcW w:type="dxa" w:w="2551"/>
           </w:tcPr>
           <w:p>
+            <w:pPr/>
             <w:r>
               <w:t>Initiation illégale envers AVB de la mesure de sûreté la plus stricte sous forme de détention (par défaut).</w:t>
             </w:r>
@@ -746,6 +808,7 @@
             <w:tcW w:type="dxa" w:w="1984"/>
           </w:tcPr>
           <w:p>
+            <w:pPr/>
             <w:r>
               <w:t>Procureur de l'OGP Safaryan O.</w:t>
             </w:r>
@@ -756,8 +819,9 @@
             <w:tcW w:type="dxa" w:w="4394"/>
           </w:tcPr>
           <w:p>
+            <w:pPr/>
             <w:r>
-              <w:t>Le 04.07.2025, l'enquête a saisi le tribunal d'une Requête tendant à l'application envers AVB d'une mesure de sûreté sous forme de détention.</w:t>
+              <w:t>Le 4 juillet 2025, l'enquête a saisi le tribunal d'une Requête tendant à l'application envers AVB d'une mesure de sûreté sous forme de détention.</w:t>
               <w:br/>
               <w:t>Le principal argument de l'enquête pour l'application d'une telle mesure est le « lieu de séjour non établi » d'AVB.</w:t>
               <w:br/>
@@ -772,6 +836,7 @@
             <w:tcW w:type="dxa" w:w="2693"/>
           </w:tcPr>
           <w:p>
+            <w:pPr/>
             <w:r/>
           </w:p>
         </w:tc>
@@ -780,8 +845,9 @@
             <w:tcW w:type="dxa" w:w="2976"/>
           </w:tcPr>
           <w:p>
+            <w:pPr/>
             <w:r>
-              <w:t>Requête du 04.07.2025 tendant à l'application envers AVB d'une mesure de sûreté sous forme de détention.</w:t>
+              <w:t>Requête du 4 juillet 2025 tendant à l'application envers AVB d'une mesure de sûreté sous forme de détention.</w:t>
             </w:r>
           </w:p>
         </w:tc>
@@ -796,6 +862,7 @@
             <w:tcW w:type="dxa" w:w="709"/>
           </w:tcPr>
           <w:p>
+            <w:pPr/>
             <w:r/>
           </w:p>
         </w:tc>
@@ -804,6 +871,7 @@
             <w:tcW w:type="dxa" w:w="2551"/>
           </w:tcPr>
           <w:p>
+            <w:pPr/>
             <w:r>
               <w:t>Signification sélective des actes de procédure</w:t>
             </w:r>
@@ -814,6 +882,7 @@
             <w:tcW w:type="dxa" w:w="1984"/>
           </w:tcPr>
           <w:p>
+            <w:pPr/>
             <w:r>
               <w:t>Procureur de l'OGP Safaryan O.</w:t>
             </w:r>
@@ -824,6 +893,7 @@
             <w:tcW w:type="dxa" w:w="4394"/>
           </w:tcPr>
           <w:p>
+            <w:pPr/>
             <w:r>
               <w:t>L'enquête notifie les actes de procédure de manière sélective.</w:t>
               <w:br/>
@@ -838,6 +908,7 @@
             <w:tcW w:type="dxa" w:w="2693"/>
           </w:tcPr>
           <w:p>
+            <w:pPr/>
             <w:r/>
           </w:p>
         </w:tc>
@@ -846,6 +917,7 @@
             <w:tcW w:type="dxa" w:w="2976"/>
           </w:tcPr>
           <w:p>
+            <w:pPr/>
             <w:r/>
           </w:p>
         </w:tc>
@@ -860,6 +932,7 @@
             <w:tcW w:type="dxa" w:w="709"/>
           </w:tcPr>
           <w:p>
+            <w:pPr/>
             <w:r/>
           </w:p>
         </w:tc>
@@ -868,6 +941,7 @@
             <w:tcW w:type="dxa" w:w="2551"/>
           </w:tcPr>
           <w:p>
+            <w:pPr/>
             <w:r>
               <w:t>Violation du droit du suspect de participer à l'examen de la requête portant sur le choix d'une mesure de sûreté à son égard.</w:t>
             </w:r>
@@ -878,6 +952,7 @@
             <w:tcW w:type="dxa" w:w="1984"/>
           </w:tcPr>
           <w:p>
+            <w:pPr/>
             <w:r>
               <w:t>Juge d'instruction Mikheeva I.M.</w:t>
             </w:r>
@@ -888,6 +963,7 @@
             <w:tcW w:type="dxa" w:w="4394"/>
           </w:tcPr>
           <w:p>
+            <w:pPr/>
             <w:r>
               <w:t>Le juge d'instruction a refusé de citer AVB devant le tribunal et de tenir l'audience en visioconférence (via les organes compétents de l'Autriche), malgré le fait que :</w:t>
               <w:br/>
@@ -910,6 +986,7 @@
             <w:tcW w:type="dxa" w:w="2693"/>
           </w:tcPr>
           <w:p>
+            <w:pPr/>
             <w:r/>
           </w:p>
         </w:tc>
@@ -918,6 +995,7 @@
             <w:tcW w:type="dxa" w:w="2976"/>
           </w:tcPr>
           <w:p>
+            <w:pPr/>
             <w:r>
               <w:t>Enregistrements techniques et journaux d'audience de l'affaire.</w:t>
             </w:r>
@@ -934,6 +1012,7 @@
             <w:tcW w:type="dxa" w:w="709"/>
           </w:tcPr>
           <w:p>
+            <w:pPr/>
             <w:r/>
           </w:p>
         </w:tc>
@@ -942,6 +1021,7 @@
             <w:tcW w:type="dxa" w:w="2551"/>
           </w:tcPr>
           <w:p>
+            <w:pPr/>
             <w:r>
               <w:t>Refus de faire droit aux Requêtes sur la tenue de l'audition d'AVB dans le cadre de l'entraide judiciaire internationale</w:t>
             </w:r>
@@ -952,6 +1032,7 @@
             <w:tcW w:type="dxa" w:w="1984"/>
           </w:tcPr>
           <w:p>
+            <w:pPr/>
             <w:r>
               <w:t>Enquêteur du GSU du SBU Romashkin D.S.</w:t>
               <w:br/>
@@ -964,6 +1045,7 @@
             <w:tcW w:type="dxa" w:w="4394"/>
           </w:tcPr>
           <w:p>
+            <w:pPr/>
             <w:r>
               <w:t>La défense s'est adressée à deux reprises à l'accusation avec des Requêtes sur la tenue de l'audition d'AVB dans le cadre de l'entraide judiciaire internationale.</w:t>
               <w:br/>
@@ -971,7 +1053,7 @@
               <w:br/>
               <w:t>Motifs du refus :</w:t>
               <w:br/>
-              <w:t>Le 30.04.2025, la notification de suspicion a été signifiée à AVB par les services répressifs de Monaco dans le cadre de l'exécution d'une commission rogatoire internationale de l'Ukraine.</w:t>
+              <w:t>Le 30 avril 2025, la notification de suspicion a été signifiée à AVB par les services répressifs de Monaco dans le cadre de l'exécution d'une commission rogatoire internationale de l'Ukraine.</w:t>
               <w:br/>
               <w:t>Des convocations du procureur à un interrogatoire ont été remises au suspect, mais il ne s'est pas présenté aux dates indiquées.</w:t>
               <w:br/>
@@ -1010,6 +1092,7 @@
             <w:tcW w:type="dxa" w:w="2693"/>
           </w:tcPr>
           <w:p>
+            <w:pPr/>
             <w:r>
               <w:t>Refus de faire droit aux Plaintes formées contre les Décisions de l'enquêteur et du procureur portant refus de procéder à l'audition d'AVB dans le cadre de l'entraide judiciaire internationale.</w:t>
             </w:r>
@@ -1020,10 +1103,11 @@
             <w:tcW w:type="dxa" w:w="2976"/>
           </w:tcPr>
           <w:p>
+            <w:pPr/>
             <w:r>
-              <w:t>Décisions du procureur des 09.07.2025 et 10.10.2025 portant refus de procéder à l'audition d'AVB dans le cadre de l'entraide judiciaire internationale.</w:t>
+              <w:t>Décisions du procureur des 9 juillet 2025 et 10 octobre 2025 portant refus de procéder à l'audition d'AVB dans le cadre de l'entraide judiciaire internationale.</w:t>
               <w:br/>
-              <w:t>Décisions de l'enquêteur des 08.07.2025 et 10.10.2025 portant refus de procéder à l'audition d'AVB dans le cadre de l'entraide judiciaire internationale.</w:t>
+              <w:t>Décisions de l'enquêteur des 8 juillet 2025 et 10 octobre 2025 portant refus de procéder à l'audition d'AVB dans le cadre de l'entraide judiciaire internationale.</w:t>
               <w:br/>
             </w:r>
           </w:p>
@@ -1039,6 +1123,7 @@
             <w:tcW w:type="dxa" w:w="709"/>
           </w:tcPr>
           <w:p>
+            <w:pPr/>
             <w:r/>
           </w:p>
         </w:tc>
@@ -1047,6 +1132,7 @@
             <w:tcW w:type="dxa" w:w="2551"/>
           </w:tcPr>
           <w:p>
+            <w:pPr/>
             <w:r>
               <w:t>L'enquêteur a suspendu illégalement et sans motifs suffisants, à deux reprises, l'enquête préliminaire pour une durée indéterminée.</w:t>
             </w:r>
@@ -1057,6 +1143,7 @@
             <w:tcW w:type="dxa" w:w="1984"/>
           </w:tcPr>
           <w:p>
+            <w:pPr/>
             <w:r>
               <w:t>Enquêteur du SBU Romashkin D.S.</w:t>
             </w:r>
@@ -1067,8 +1154,9 @@
             <w:tcW w:type="dxa" w:w="4394"/>
           </w:tcPr>
           <w:p>
+            <w:pPr/>
             <w:r>
-              <w:t>L'enquêteur a rendu illégalement 2 Décisions des 25.09.2025 et 18.02.2026 sur la suspension de l'enquête préliminaire, dans la mesure où il a violé :</w:t>
+              <w:t>L'enquêteur a rendu illégalement 2 Décisions des 25 septembre 2025 et 18 février 2026 sur la suspension de l'enquête préliminaire, dans la mesure où il a violé :</w:t>
               <w:br/>
               <w:t>L'alinéa 1 de la partie 1 de l'art. 280 du CPP — l'enquêteur a suspendu l'enquête préliminaire en l'absence du fait de notification à AVB de la suspicion de commission d'une infraction.</w:t>
               <w:br/>
@@ -1092,7 +1180,7 @@
               <w:br/>
               <w:t>L'article 6 de la Convention de sauvegarde des droits de l'homme et des libertés fondamentales — la suspension de l'enquête préliminaire en violation des exigences du CPP viole le droit d'AVB à l'achèvement de la Procédure dans un délai raisonnable.</w:t>
               <w:br/>
-              <w:t>Par la Décision du 18.02.2026, l'enquête préliminaire est suspendue pour une durée indéterminée.</w:t>
+              <w:t>Par la Décision du 18 février 2026, l'enquête préliminaire est suspendue pour une durée indéterminée.</w:t>
               <w:br/>
               <w:t>Pendant toute la durée pour laquelle l'enquête préliminaire est suspendue, les droits d'AVB seront limités.</w:t>
             </w:r>
@@ -1103,6 +1191,7 @@
             <w:tcW w:type="dxa" w:w="2693"/>
           </w:tcPr>
           <w:p>
+            <w:pPr/>
             <w:r/>
           </w:p>
         </w:tc>
@@ -1111,8 +1200,9 @@
             <w:tcW w:type="dxa" w:w="2976"/>
           </w:tcPr>
           <w:p>
+            <w:pPr/>
             <w:r>
-              <w:t>Décisions de l'enquêteur sur la suspension de l'enquête préliminaire du 29.05.2025 et du 18.02.2026.</w:t>
+              <w:t>Décisions de l'enquêteur sur la suspension de l'enquête préliminaire du 29 mai 2025 et du 18 février 2026.</w:t>
             </w:r>
           </w:p>
         </w:tc>
@@ -1127,6 +1217,7 @@
             <w:tcW w:type="dxa" w:w="709"/>
           </w:tcPr>
           <w:p>
+            <w:pPr/>
             <w:r/>
           </w:p>
         </w:tc>
@@ -1135,6 +1226,7 @@
             <w:tcW w:type="dxa" w:w="2551"/>
           </w:tcPr>
           <w:p>
+            <w:pPr/>
             <w:r>
               <w:t>Une mesure de sûreté sous la forme de détention provisoire sans possibilité de versement d'une caution a été illégalement appliquée à l'égard d'AVB.</w:t>
             </w:r>
@@ -1145,6 +1237,7 @@
             <w:tcW w:type="dxa" w:w="1984"/>
           </w:tcPr>
           <w:p>
+            <w:pPr/>
             <w:r>
               <w:t>Juge d'instruction Mikheeva I.M.</w:t>
             </w:r>
@@ -1155,6 +1248,7 @@
             <w:tcW w:type="dxa" w:w="4394"/>
           </w:tcPr>
           <w:p>
+            <w:pPr/>
             <w:r>
               <w:t>Le juge d'instruction a rendu une Ordonnance sur le choix d'une mesure de sûreté à l'égard d'AVB, qui est infondée et illégale et a été rendue avec des violations substantielles des exigences du CPP d'Ukraine pour les motifs suivants :</w:t>
               <w:br/>
@@ -1201,8 +1295,9 @@
             <w:tcW w:type="dxa" w:w="2693"/>
           </w:tcPr>
           <w:p>
+            <w:pPr/>
             <w:r>
-              <w:t>Le 01.04.2026, rejet de l'Appel formé contre l'Ordonnance sur le choix d'une mesure de sûreté à l'égard d'AVB.</w:t>
+              <w:t>Le 1er avril 2026, rejet de l'Appel formé contre l'Ordonnance sur le choix d'une mesure de sûreté à l'égard d'AVB.</w:t>
               <w:br/>
             </w:r>
           </w:p>
@@ -1212,10 +1307,11 @@
             <w:tcW w:type="dxa" w:w="2976"/>
           </w:tcPr>
           <w:p>
+            <w:pPr/>
             <w:r>
-              <w:t>Ordonnance du tribunal de district Shevchenkivskyi de Kyiv du 31.07.2025 dans l'affaire n° 761/28187/25.</w:t>
+              <w:t>Ordonnance du tribunal de district Shevchenkivskyi de Kyiv du 31 juillet 2025 dans l'affaire n° 761/28187/25.</w:t>
               <w:br/>
-              <w:t>Arrêt de la Cour d'appel de Kyiv du 01.04.2026 dans l'affaire n° 761/19003/25.</w:t>
+              <w:t>Arrêt de la Cour d'appel de Kyiv du 1er avril 2026 dans l'affaire n° 761/19003/25.</w:t>
             </w:r>
           </w:p>
         </w:tc>
@@ -1230,6 +1326,7 @@
             <w:tcW w:type="dxa" w:w="709"/>
           </w:tcPr>
           <w:p>
+            <w:pPr/>
             <w:r/>
           </w:p>
         </w:tc>
@@ -1238,6 +1335,7 @@
             <w:tcW w:type="dxa" w:w="2551"/>
           </w:tcPr>
           <w:p>
+            <w:pPr/>
             <w:r>
               <w:t>Saisie illégale des biens d'AVB situés à l'étranger</w:t>
             </w:r>
@@ -1248,6 +1346,7 @@
             <w:tcW w:type="dxa" w:w="1984"/>
           </w:tcPr>
           <w:p>
+            <w:pPr/>
             <w:r>
               <w:t>Juge d'instruction Tsiktich V.M.</w:t>
               <w:br/>
@@ -1259,6 +1358,7 @@
             <w:tcW w:type="dxa" w:w="4394"/>
           </w:tcPr>
           <w:p>
+            <w:pPr/>
             <w:r>
               <w:t>Le juge d'instruction a rendu une Ordonnance de saisie des biens d'AVB situés à l'étranger.</w:t>
               <w:br/>
@@ -1303,6 +1403,7 @@
             <w:tcW w:type="dxa" w:w="2693"/>
           </w:tcPr>
           <w:p>
+            <w:pPr/>
             <w:r/>
           </w:p>
         </w:tc>
@@ -1311,8 +1412,9 @@
             <w:tcW w:type="dxa" w:w="2976"/>
           </w:tcPr>
           <w:p>
+            <w:pPr/>
             <w:r>
-              <w:t>Ordonnance du tribunal de district Shevchenkivskyi de Kyiv du 14.07.2025 dans l'affaire n° 761/28994/25.</w:t>
+              <w:t>Ordonnance du tribunal de district Shevchenkivskyi de Kyiv du 14 juillet 2025 dans l'affaire n° 761/28994/25.</w:t>
             </w:r>
           </w:p>
         </w:tc>
@@ -1327,6 +1429,7 @@
             <w:tcW w:type="dxa" w:w="709"/>
           </w:tcPr>
           <w:p>
+            <w:pPr/>
             <w:r/>
           </w:p>
         </w:tc>
@@ -1335,6 +1438,7 @@
             <w:tcW w:type="dxa" w:w="2551"/>
           </w:tcPr>
           <w:p>
+            <w:pPr/>
             <w:r>
               <w:t>Le contrôle judiciaire dans le cadre de la Procédure est exercé en violation des règles de compétence juridictionnelle.</w:t>
             </w:r>
@@ -1345,6 +1449,7 @@
             <w:tcW w:type="dxa" w:w="1984"/>
           </w:tcPr>
           <w:p>
+            <w:pPr/>
             <w:r/>
           </w:p>
         </w:tc>
@@ -1353,6 +1458,7 @@
             <w:tcW w:type="dxa" w:w="4394"/>
           </w:tcPr>
           <w:p>
+            <w:pPr/>
             <w:r>
               <w:t>Un autre suspect dans le cadre de la Procédure est VAB, père d'AVB.</w:t>
               <w:br/>
@@ -1371,6 +1477,7 @@
             <w:tcW w:type="dxa" w:w="2693"/>
           </w:tcPr>
           <w:p>
+            <w:pPr/>
             <w:r/>
           </w:p>
         </w:tc>
@@ -1379,6 +1486,7 @@
             <w:tcW w:type="dxa" w:w="2976"/>
           </w:tcPr>
           <w:p>
+            <w:pPr/>
             <w:r/>
           </w:p>
         </w:tc>
@@ -1393,6 +1501,7 @@
             <w:tcW w:type="dxa" w:w="709"/>
           </w:tcPr>
           <w:p>
+            <w:pPr/>
             <w:r/>
           </w:p>
         </w:tc>
@@ -1401,6 +1510,7 @@
             <w:tcW w:type="dxa" w:w="2551"/>
           </w:tcPr>
           <w:p>
+            <w:pPr/>
             <w:r>
               <w:t>Refus opposé à la défense quant à la collecte de preuves, à savoir des renseignements tirés de l'ERDR.</w:t>
             </w:r>
@@ -1411,6 +1521,7 @@
             <w:tcW w:type="dxa" w:w="1984"/>
           </w:tcPr>
           <w:p>
+            <w:pPr/>
             <w:r>
               <w:t>Procureur de l'OGP Zhovnerchuk Y.</w:t>
               <w:br/>
@@ -1423,6 +1534,7 @@
             <w:tcW w:type="dxa" w:w="4394"/>
           </w:tcPr>
           <w:p>
+            <w:pPr/>
             <w:r>
               <w:t>Le procureur et le juge d'instruction ont refusé à la défense d'obtenir des renseignements tirés de l'ERDR, à savoir :</w:t>
               <w:br/>
@@ -1450,9 +1562,9 @@
               <w:br/>
               <w:t>la formation régulière de la position de la défense.</w:t>
               <w:br/>
-              <w:t>Le procureur, par Décision du 05.09.2025, a refusé de fournir les renseignements de l'ERDR au motif que les données de l'ERDR sont fournies uniquement sous la forme d'un Extrait.</w:t>
+              <w:t>Le procureur, par Décision du 5 septembre 2025, a refusé de fournir les renseignements de l'ERDR au motif que les données de l'ERDR sont fournies uniquement sous la forme d'un Extrait.</w:t>
               <w:br/>
-              <w:t>Le juge d'instruction, par Ordonnance du 29.09.2025, a refusé l'accès temporaire aux renseignements de l'ERDR. Motif — la défense n'a pas prouvé que l'obtention de tels renseignements avait une importance substantielle pour établir les circonstances de la Procédure.</w:t>
+              <w:t>Le juge d'instruction, par Ordonnance du 29 septembre 2025, a refusé l'accès temporaire aux renseignements de l'ERDR. Motif — la défense n'a pas prouvé que l'obtention de tels renseignements avait une importance substantielle pour établir les circonstances de la Procédure.</w:t>
               <w:br/>
               <w:t>Ainsi, la défense a été limitée dans la collecte des preuves, à savoir des renseignements de l'ERDR. En conséquence, la défense est privée de la possibilité de :</w:t>
               <w:br/>
@@ -1469,6 +1581,7 @@
             <w:tcW w:type="dxa" w:w="2693"/>
           </w:tcPr>
           <w:p>
+            <w:pPr/>
             <w:r/>
           </w:p>
         </w:tc>
@@ -1477,10 +1590,11 @@
             <w:tcW w:type="dxa" w:w="2976"/>
           </w:tcPr>
           <w:p>
+            <w:pPr/>
             <w:r>
-              <w:t>Décision du procureur du 05.09.2025 portant refus de faire droit à la Requête tendant à la mise à disposition pour consultation des pièces de l'enquête préliminaire.</w:t>
+              <w:t>Décision du procureur du 5 septembre 2025 portant refus de faire droit à la Requête tendant à la mise à disposition pour consultation des pièces de l'enquête préliminaire.</w:t>
               <w:br/>
-              <w:t>Ordonnance du tribunal de district Shevchenkivskyi du 29.09.2025 dans l'affaire n° 761/39679/25 portant refus de faire droit à la Requête d'accès temporaire aux renseignements de l'ERDR.</w:t>
+              <w:t>Ordonnance du tribunal de district Shevchenkivskyi du 29 septembre 2025 dans l'affaire n° 761/39679/25 portant refus de faire droit à la Requête d'accès temporaire aux renseignements de l'ERDR.</w:t>
             </w:r>
           </w:p>
         </w:tc>
@@ -1495,6 +1609,7 @@
             <w:tcW w:type="dxa" w:w="709"/>
           </w:tcPr>
           <w:p>
+            <w:pPr/>
             <w:r/>
           </w:p>
         </w:tc>
@@ -1503,6 +1618,7 @@
             <w:tcW w:type="dxa" w:w="2551"/>
           </w:tcPr>
           <w:p>
+            <w:pPr/>
             <w:r>
               <w:t>Comportement partial envers la défense lors de l'examen de l'Appel formé contre l'Ordonnance sur l'arrestation in absentia d'AVB.</w:t>
             </w:r>
@@ -1513,6 +1629,7 @@
             <w:tcW w:type="dxa" w:w="1984"/>
           </w:tcPr>
           <w:p>
+            <w:pPr/>
             <w:r>
               <w:t>Collège de juges de la Cour d'appel de Kyiv composé de Lashevych V.M., Kaganovska T.V., Rybak I.O.</w:t>
               <w:br/>
@@ -1525,6 +1642,7 @@
             <w:tcW w:type="dxa" w:w="4394"/>
           </w:tcPr>
           <w:p>
+            <w:pPr/>
             <w:r>
               <w:t>Lors de l'examen de l'Appel formé contre l'arrestation in absentia d'AVB, le collège de juges et le procureur ont fait preuve d'un comportement partial à l'égard de la défense.</w:t>
               <w:br/>
@@ -1552,7 +1670,7 @@
               <w:br/>
               <w:t>Le collège de juges a rendu l'Ordonnance sur la désignation d'un défenseur commis d'office en dehors des formes procédurales.</w:t>
               <w:br/>
-              <w:t>Le journal de l'audience judiciaire du 11.03.2026 ne contient aucune mention de la saisine du procureur par Requête ni de son examen.</w:t>
+              <w:t>Le journal de l'audience judiciaire du 11 mars 2026 ne contient aucune mention de la saisine du procureur par Requête ni de son examen.</w:t>
               <w:br/>
               <w:t>Le collège de juges a rejeté la récusation du collège de juges et du procureur pour les motifs indiqués ci-dessus.</w:t>
             </w:r>
@@ -1563,6 +1681,7 @@
             <w:tcW w:type="dxa" w:w="2693"/>
           </w:tcPr>
           <w:p>
+            <w:pPr/>
             <w:r/>
           </w:p>
         </w:tc>
@@ -1571,12 +1690,13 @@
             <w:tcW w:type="dxa" w:w="2976"/>
           </w:tcPr>
           <w:p>
+            <w:pPr/>
             <w:r>
-              <w:t>Requête du procureur du 11.03.2026 tendant à la désignation d'un défenseur pour l'examen de l'Appel.</w:t>
+              <w:t>Requête du procureur du 11 mars 2026 tendant à la désignation d'un défenseur pour l'examen de l'Appel.</w:t>
               <w:br/>
-              <w:t>Arrêt de la Cour d'appel de Kyiv du 11.03.2026 dans l'affaire n° 761/28187/25.</w:t>
+              <w:t>Arrêt de la Cour d'appel de Kyiv du 11 mars 2026 dans l'affaire n° 761/28187/25.</w:t>
               <w:br/>
-              <w:t>Journal de l'audience judiciaire du 11.03.2026 dans l'affaire n° 761/28187/25.</w:t>
+              <w:t>Journal de l'audience judiciaire du 11 mars 2026 dans l'affaire n° 761/28187/25.</w:t>
               <w:br/>
               <w:t>Pièces du dossier judiciaire n° 761/28187/25.</w:t>
               <w:br/>
@@ -1595,6 +1715,7 @@
             <w:tcW w:type="dxa" w:w="709"/>
           </w:tcPr>
           <w:p>
+            <w:pPr/>
             <w:r/>
           </w:p>
         </w:tc>
@@ -1603,6 +1724,7 @@
             <w:tcW w:type="dxa" w:w="2551"/>
           </w:tcPr>
           <w:p>
+            <w:pPr/>
             <w:r>
               <w:t>Entrave causée à la défense dans la collecte de preuves par le refus illégitime de communiquer des informations et des documents.</w:t>
             </w:r>
@@ -1613,6 +1735,7 @@
             <w:tcW w:type="dxa" w:w="1984"/>
           </w:tcPr>
           <w:p>
+            <w:pPr/>
             <w:r>
               <w:t>L'État en la personne de la SA « Motor Sich »</w:t>
             </w:r>
@@ -1623,6 +1746,7 @@
             <w:tcW w:type="dxa" w:w="4394"/>
           </w:tcPr>
           <w:p>
+            <w:pPr/>
             <w:r>
               <w:t>La défense s'est adressée à la SA « Motor Sich » par une demande d'avocat tendant à la communication d'informations et de documents nécessaires à la défense d'AVB.</w:t>
               <w:br/>
@@ -1641,6 +1765,7 @@
             <w:tcW w:type="dxa" w:w="2693"/>
           </w:tcPr>
           <w:p>
+            <w:pPr/>
             <w:r>
               <w:t>Nous utilisons le refus pour saisir le tribunal d'une requête d'accès temporaire aux documents de la SA « Motor Sich ».</w:t>
               <w:br/>
@@ -1653,8 +1778,9 @@
             <w:tcW w:type="dxa" w:w="2976"/>
           </w:tcPr>
           <w:p>
+            <w:pPr/>
             <w:r>
-              <w:t>Réponse de la SA « Motor Sich » du 19.08.2026 à la demande n° 20260812/1.</w:t>
+              <w:t>Réponse de la SA « Motor Sich » du 19 août 2026 à la demande n° 20260812/1.</w:t>
             </w:r>
           </w:p>
         </w:tc>
@@ -1669,6 +1795,7 @@
             <w:tcW w:type="dxa" w:w="709"/>
           </w:tcPr>
           <w:p>
+            <w:pPr/>
             <w:r/>
           </w:p>
         </w:tc>
@@ -1677,6 +1804,7 @@
             <w:tcW w:type="dxa" w:w="2551"/>
           </w:tcPr>
           <w:p>
+            <w:pPr/>
             <w:r>
               <w:t>Conduite de l'enquête préliminaire par un organe incompétent — le SBU au lieu du NABU.</w:t>
             </w:r>
@@ -1687,6 +1815,7 @@
             <w:tcW w:type="dxa" w:w="1984"/>
           </w:tcPr>
           <w:p>
+            <w:pPr/>
             <w:r>
               <w:t>Enquêteurs du GSU du SBU. Procureurs de l'OGP.</w:t>
             </w:r>
@@ -1697,6 +1826,7 @@
             <w:tcW w:type="dxa" w:w="4394"/>
           </w:tcPr>
           <w:p>
+            <w:pPr/>
             <w:r>
               <w:t>Dans le cadre de la Procédure sont instruites des infractions prévues par les art. 191 et 209 du CP d'Ukraine.</w:t>
               <w:br/>
@@ -1715,6 +1845,7 @@
             <w:tcW w:type="dxa" w:w="2693"/>
           </w:tcPr>
           <w:p>
+            <w:pPr/>
             <w:r>
               <w:t>La défense a contesté le refus de modification de la compétence d'enquête auprès du Procureur Général et du Procureur Général adjoint.</w:t>
               <w:br/>
@@ -1727,14 +1858,15 @@
             <w:tcW w:type="dxa" w:w="2976"/>
           </w:tcPr>
           <w:p>
+            <w:pPr/>
             <w:r>
               <w:t>Requête au Procureur Général.</w:t>
               <w:br/>
-              <w:t>Décision portant refus de faire droit à la Requête sur la détermination de la compétence d'instruction du 12.12.2025.</w:t>
+              <w:t>Décision portant refus de faire droit à la Requête sur la détermination de la compétence d'instruction du 12 décembre 2025.</w:t>
               <w:br/>
-              <w:t>Plaintes contre l'inaction du procureur liée à la non-modification de la compétence d'instruction du 26.12.2025.</w:t>
+              <w:t>Plaintes contre l'inaction du procureur liée à la non-modification de la compétence d'instruction du 26 décembre 2025.</w:t>
               <w:br/>
-              <w:t>Décision de la VAKS du 08.05.2026 dans l'affaire n° 991/4579/26.</w:t>
+              <w:t>Décision de la VAKS du 8 mai 2026 dans l'affaire n° 991/4579/26.</w:t>
             </w:r>
           </w:p>
         </w:tc>
@@ -1749,6 +1881,7 @@
             <w:tcW w:type="dxa" w:w="709"/>
           </w:tcPr>
           <w:p>
+            <w:pPr/>
             <w:r/>
           </w:p>
         </w:tc>
@@ -1757,6 +1890,7 @@
             <w:tcW w:type="dxa" w:w="2551"/>
           </w:tcPr>
           <w:p>
+            <w:pPr/>
             <w:r>
               <w:t>Inaction du procureur relative à la reprise de l'enquête préliminaire rendant impossible la tenue de l'audition d'AVB</w:t>
             </w:r>
@@ -1767,6 +1901,7 @@
             <w:tcW w:type="dxa" w:w="1984"/>
           </w:tcPr>
           <w:p>
+            <w:pPr/>
             <w:r>
               <w:t>Procureur de l'OGP Safaryan O.</w:t>
             </w:r>
@@ -1777,12 +1912,13 @@
             <w:tcW w:type="dxa" w:w="4394"/>
           </w:tcPr>
           <w:p>
+            <w:pPr/>
             <w:r>
               <w:t>L'enquête préliminaire est suspendue. Dans le même temps, l'interrogatoire d'AVB, que l'accusation elle-même considérait comme nécessaire, n'a pas été mené. La localisation d'AVB en Autriche est établie avec certitude et est connue de l'accusation.</w:t>
               <w:br/>
               <w:t>La défense a demandé à plusieurs reprises de procéder à l'audition d'AVB en Autriche dans le cadre de l'entraide judiciaire internationale. L'audition n'a pas été menée. Après la suspension de l'enquête, sa tenue est procéduralement impossible avant la reprise de la Procédure.</w:t>
               <w:br/>
-              <w:t>Le 27.07.2026, la défense a présenté au procureur une requête tendant à la reprise de l'enquête préliminaire. Le procureur n'a pas repris l'enquête.</w:t>
+              <w:t>Le 27 juillet 2026, la défense a présenté au procureur une requête tendant à la reprise de l'enquête préliminaire. Le procureur n'a pas repris l'enquête.</w:t>
             </w:r>
           </w:p>
         </w:tc>
@@ -1791,6 +1927,7 @@
             <w:tcW w:type="dxa" w:w="2693"/>
           </w:tcPr>
           <w:p>
+            <w:pPr/>
             <w:r>
               <w:t>Recours formé contre la Décision de suspension de l'enquête préliminaire.</w:t>
               <w:br/>
@@ -1803,22 +1940,25 @@
             <w:tcW w:type="dxa" w:w="2976"/>
           </w:tcPr>
           <w:p>
+            <w:pPr/>
             <w:r>
-              <w:t>Requête du 27.07.2026 tendant à la reprise de l'enquête préliminaire.</w:t>
+              <w:t>Requête du 27 juillet 2026 tendant à la reprise de l'enquête préliminaire.</w:t>
               <w:br/>
-              <w:t>Plainte contre l'inaction du procureur du 04.08.2026.</w:t>
+              <w:t>Plainte contre l'inaction du procureur du 4 août 2026.</w:t>
               <w:br/>
               <w:t>Documents concernant le lieu de résidence d'AVB en Autriche.</w:t>
               <w:br/>
-              <w:t>Demande de l'OGP relative à l'extradition d'AVB du 08.05.2026.</w:t>
+              <w:t>Demande de l'OGP relative à l'extradition d'AVB du 8 mai 2026.</w:t>
               <w:br/>
-              <w:t>Ordonnance du Landesgericht Wiener Neustadt du 11.06.2026.</w:t>
+              <w:t>Ordonnance du Landesgericht Wiener Neustadt du 11 juin 2026.</w:t>
             </w:r>
           </w:p>
         </w:tc>
       </w:tr>
     </w:tbl>
     <w:sectPr>
+      <w:headerReference w:type="default" r:id="rId9"/>
+      <w:footerReference w:type="default" r:id="rId10"/>
       <w:pgSz w:w="16838" w:h="11906" w:orient="landscape"/>
       <w:pgMar w:top="720" w:right="720" w:bottom="720" w:left="720" w:header="720" w:footer="720" w:gutter="0"/>
       <w:cols w:space="720"/>
@@ -1826,6 +1966,26 @@
     </w:sectPr>
   </w:body>
 </w:document>
+</file>
+
+<file path=word/footer1.xml><?xml version="1.0" encoding="utf-8"?>
+<w:ftr xmlns:m="http://schemas.openxmlformats.org/officeDocument/2006/math" xmlns:mc="http://schemas.openxmlformats.org/markup-compatibility/2006" xmlns:mo="http://schemas.microsoft.com/office/mac/office/2008/main" xmlns:mv="urn:schemas-microsoft-com:mac:vml" xmlns:o="urn:schemas-microsoft-com:office:office" xmlns:r="http://schemas.openxmlformats.org/officeDocument/2006/relationships" xmlns:v="urn:schemas-microsoft-com:vml" xmlns:w10="urn:schemas-microsoft-com:office:word" xmlns:w14="http://schemas.microsoft.com/office/word/2010/wordml" xmlns:w="http://schemas.openxmlformats.org/wordprocessingml/2006/main" xmlns:wne="http://schemas.microsoft.com/office/word/2006/wordml" xmlns:wp14="http://schemas.microsoft.com/office/word/2010/wordprocessingDrawing" xmlns:wp="http://schemas.openxmlformats.org/drawingml/2006/wordprocessingDrawing" xmlns:wpc="http://schemas.microsoft.com/office/word/2010/wordprocessingCanvas" xmlns:wpg="http://schemas.microsoft.com/office/word/2010/wordprocessingGroup" xmlns:wpi="http://schemas.microsoft.com/office/word/2010/wordprocessingInk" xmlns:wps="http://schemas.microsoft.com/office/word/2010/wordprocessingShape" mc:Ignorable="w14 wp14">
+  <w:p>
+    <w:pPr>
+      <w:pStyle w:val="Footer"/>
+    </w:pPr>
+  </w:p>
+</w:ftr>
+</file>
+
+<file path=word/header1.xml><?xml version="1.0" encoding="utf-8"?>
+<w:hdr xmlns:m="http://schemas.openxmlformats.org/officeDocument/2006/math" xmlns:mc="http://schemas.openxmlformats.org/markup-compatibility/2006" xmlns:mo="http://schemas.microsoft.com/office/mac/office/2008/main" xmlns:mv="urn:schemas-microsoft-com:mac:vml" xmlns:o="urn:schemas-microsoft-com:office:office" xmlns:r="http://schemas.openxmlformats.org/officeDocument/2006/relationships" xmlns:v="urn:schemas-microsoft-com:vml" xmlns:w10="urn:schemas-microsoft-com:office:word" xmlns:w14="http://schemas.microsoft.com/office/word/2010/wordml" xmlns:w="http://schemas.openxmlformats.org/wordprocessingml/2006/main" xmlns:wne="http://schemas.microsoft.com/office/word/2006/wordml" xmlns:wp14="http://schemas.microsoft.com/office/word/2010/wordprocessingDrawing" xmlns:wp="http://schemas.openxmlformats.org/drawingml/2006/wordprocessingDrawing" xmlns:wpc="http://schemas.microsoft.com/office/word/2010/wordprocessingCanvas" xmlns:wpg="http://schemas.microsoft.com/office/word/2010/wordprocessingGroup" xmlns:wpi="http://schemas.microsoft.com/office/word/2010/wordprocessingInk" xmlns:wps="http://schemas.microsoft.com/office/word/2010/wordprocessingShape" mc:Ignorable="w14 wp14">
+  <w:p>
+    <w:pPr>
+      <w:pStyle w:val="Header"/>
+    </w:pPr>
+  </w:p>
+</w:hdr>
 </file>
 
 <file path=word/numbering.xml><?xml version="1.0" encoding="utf-8"?>
@@ -2191,6 +2351,9 @@
     <w:name w:val="Normal"/>
     <w:qFormat/>
     <w:rsid w:val="00FC693F"/>
+    <w:pPr>
+      <w:spacing w:before="120" w:after="0" w:line="276" w:lineRule="auto"/>
+    </w:pPr>
     <w:rPr>
       <w:rFonts w:ascii="Cambria" w:hAnsi="Cambria"/>
       <w:sz w:val="22"/>
@@ -2615,6 +2778,7 @@
     <w:pPr>
       <w:ind w:left="720"/>
       <w:contextualSpacing/>
+      <w:spacing w:before="120" w:after="0" w:line="276" w:lineRule="auto"/>
     </w:pPr>
   </w:style>
   <w:style w:type="paragraph" w:styleId="BodyText">
